--- a/fra/docx/34.content.docx
+++ b/fra/docx/34.content.docx
@@ -19,7 +19,7 @@
         <w:rPr>
           <w:lang w:val="fr_FR" w:bidi="fr_FR"/>
         </w:rPr>
-        <w:t>Resource: Notes d'étude - Introductions aux livres (Tyndale)</w:t>
+        <w:t>Resource: Tyndale Open Study Notes</w:t>
       </w:r>
       <w:r>
         <w:rPr>
@@ -112,7 +112,7 @@
         <w:rPr>
           <w:lang w:val="fr_FR" w:bidi="fr_FR"/>
         </w:rPr>
-        <w:t>Notes d'étude - Introductions aux livres (Tyndale)</w:t>
+        <w:t>Tyndale Open Study Notes</w:t>
       </w:r>
     </w:p>
     <w:p>

--- a/fra/docx/34.content.docx
+++ b/fra/docx/34.content.docx
@@ -19,7 +19,7 @@
         <w:rPr>
           <w:lang w:val="fr_FR" w:bidi="fr_FR"/>
         </w:rPr>
-        <w:t>Resource: Tyndale Open Study Notes</w:t>
+        <w:t>Resource: Aquifer Open Study Notes (Book Intros)</w:t>
       </w:r>
       <w:r>
         <w:rPr>
@@ -112,7 +112,7 @@
         <w:rPr>
           <w:lang w:val="fr_FR" w:bidi="fr_FR"/>
         </w:rPr>
-        <w:t>Tyndale Open Study Notes</w:t>
+        <w:t>Aquifer Open Study Notes (Book Intros)</w:t>
       </w:r>
     </w:p>
     <w:p>

--- a/fra/docx/34.content.docx
+++ b/fra/docx/34.content.docx
@@ -258,18 +258,12 @@
         </w:rPr>
         <w:t>À l’époque de Nahum, le royaume de Juda risque de disparaître sous une grande superpuissance, l’empire assyrien. Depuis Ninive, la capitale, le grand roi Osnappar (668–626 av. J.‑C.) mène la puissance assyrienne à son apogée. Sa puissance militaire et son influence culturelle s’étendaient sur toute la région de l’ancien Proche-Orient. Même la vieille ville de Thèbes avait fait l’expérience de la puissance du conquérant (</w:t>
       </w:r>
-      <w:hyperlink r:id="rId13">
-        <w:r>
-          <w:rPr>
-            <w:lang w:val="fr_FR" w:bidi="fr_FR"/>
-          </w:rPr>
-          <w:rPr>
-            <w:color w:val="0000EE"/>
-            <w:u w:val="single"/>
-          </w:rPr>
-          <w:t>3.8–10</w:t>
-        </w:r>
-      </w:hyperlink>
+      <w:r>
+        <w:rPr>
+          <w:lang w:val="fr_FR" w:bidi="fr_FR"/>
+        </w:rPr>
+        <w:t>3.8–10</w:t>
+      </w:r>
       <w:r>
         <w:rPr>
           <w:lang w:val="fr_FR" w:bidi="fr_FR"/>
@@ -290,72 +284,48 @@
         </w:rPr>
         <w:t>Ces circonstances n’étaient guère encourageantes pour Nahum et le peuple de Juda. Israël, le royaume similaire au nord, était déjà tombé aux mains des Assyriens en 722 av. J.‑C., et Juda faisait maintenant face au même ennemi impérial. Pour aggraver les choses, Osnappar avait récemment capturé le roi de Juda, le méchant Manassé (697–642 av. J.‑C.), et l’avait emmené à Babylone (</w:t>
       </w:r>
-      <w:hyperlink r:id="rId14">
-        <w:r>
-          <w:rPr>
-            <w:lang w:val="fr_FR" w:bidi="fr_FR"/>
-          </w:rPr>
-          <w:rPr>
-            <w:color w:val="0000EE"/>
-            <w:u w:val="single"/>
-          </w:rPr>
-          <w:t>2Ch 33.10–11</w:t>
-        </w:r>
-      </w:hyperlink>
+      <w:r>
+        <w:rPr>
+          <w:lang w:val="fr_FR" w:bidi="fr_FR"/>
+        </w:rPr>
+        <w:t>2Ch 33.10–11</w:t>
+      </w:r>
       <w:r>
         <w:rPr>
           <w:lang w:val="fr_FR" w:bidi="fr_FR"/>
         </w:rPr>
         <w:t>). Après sa libération de captivité, Manassé, qui s’est repenti (</w:t>
       </w:r>
-      <w:hyperlink r:id="rId15">
-        <w:r>
-          <w:rPr>
-            <w:lang w:val="fr_FR" w:bidi="fr_FR"/>
-          </w:rPr>
-          <w:rPr>
-            <w:color w:val="0000EE"/>
-            <w:u w:val="single"/>
-          </w:rPr>
-          <w:t>2Ch 33.12–17</w:t>
-        </w:r>
-      </w:hyperlink>
+      <w:r>
+        <w:rPr>
+          <w:lang w:val="fr_FR" w:bidi="fr_FR"/>
+        </w:rPr>
+        <w:t>2Ch 33.12–17</w:t>
+      </w:r>
       <w:r>
         <w:rPr>
           <w:lang w:val="fr_FR" w:bidi="fr_FR"/>
         </w:rPr>
         <w:t>), tente de réparer ses erreurs (</w:t>
       </w:r>
-      <w:hyperlink r:id="rId16">
-        <w:r>
-          <w:rPr>
-            <w:lang w:val="fr_FR" w:bidi="fr_FR"/>
-          </w:rPr>
-          <w:rPr>
-            <w:color w:val="0000EE"/>
-            <w:u w:val="single"/>
-          </w:rPr>
-          <w:t>2R 21.1–18</w:t>
-        </w:r>
-      </w:hyperlink>
+      <w:r>
+        <w:rPr>
+          <w:lang w:val="fr_FR" w:bidi="fr_FR"/>
+        </w:rPr>
+        <w:t>2R 21.1–18</w:t>
+      </w:r>
       <w:r>
         <w:rPr>
           <w:lang w:val="fr_FR" w:bidi="fr_FR"/>
         </w:rPr>
         <w:t xml:space="preserve"> ; </w:t>
       </w:r>
-      <w:hyperlink r:id="rId17">
-        <w:r>
-          <w:rPr>
-            <w:lang w:val="fr_FR" w:bidi="fr_FR"/>
-          </w:rPr>
-          <w:rPr>
-            <w:color w:val="0000EE"/>
-            <w:u w:val="single"/>
-          </w:rPr>
-          <w:t>2Ch 33.1–9</w:t>
-        </w:r>
-      </w:hyperlink>
+      <w:r>
+        <w:rPr>
+          <w:lang w:val="fr_FR" w:bidi="fr_FR"/>
+        </w:rPr>
+        <w:t>2Ch 33.1–9</w:t>
+      </w:r>
       <w:r>
         <w:rPr>
           <w:lang w:val="fr_FR" w:bidi="fr_FR"/>
@@ -401,36 +371,24 @@
         </w:rPr>
         <w:t xml:space="preserve">Nahum commence sa prophétie en décrivant la puissance de Dieu dans deux passages poétiques saisissants, aux versets </w:t>
       </w:r>
-      <w:hyperlink r:id="rId18">
-        <w:r>
-          <w:rPr>
-            <w:lang w:val="fr_FR" w:bidi="fr_FR"/>
-          </w:rPr>
-          <w:rPr>
-            <w:color w:val="0000EE"/>
-            <w:u w:val="single"/>
-          </w:rPr>
-          <w:t>1.2–6</w:t>
-        </w:r>
-      </w:hyperlink>
+      <w:r>
+        <w:rPr>
+          <w:lang w:val="fr_FR" w:bidi="fr_FR"/>
+        </w:rPr>
+        <w:t>1.2–6</w:t>
+      </w:r>
       <w:r>
         <w:rPr>
           <w:lang w:val="fr_FR" w:bidi="fr_FR"/>
         </w:rPr>
         <w:t xml:space="preserve"> et </w:t>
       </w:r>
-      <w:hyperlink r:id="rId19">
-        <w:r>
-          <w:rPr>
-            <w:lang w:val="fr_FR" w:bidi="fr_FR"/>
-          </w:rPr>
-          <w:rPr>
-            <w:color w:val="0000EE"/>
-            <w:u w:val="single"/>
-          </w:rPr>
-          <w:t>1.7–11</w:t>
-        </w:r>
-      </w:hyperlink>
+      <w:r>
+        <w:rPr>
+          <w:lang w:val="fr_FR" w:bidi="fr_FR"/>
+        </w:rPr>
+        <w:t>1.7–11</w:t>
+      </w:r>
       <w:r>
         <w:rPr>
           <w:lang w:val="fr_FR" w:bidi="fr_FR"/>
@@ -451,18 +409,12 @@
         </w:rPr>
         <w:t>Nahum explique ensuite ce que signifie la justice souveraine de Dieu au cours de l’histoire (</w:t>
       </w:r>
-      <w:hyperlink r:id="rId20">
-        <w:r>
-          <w:rPr>
-            <w:lang w:val="fr_FR" w:bidi="fr_FR"/>
-          </w:rPr>
-          <w:rPr>
-            <w:color w:val="0000EE"/>
-            <w:u w:val="single"/>
-          </w:rPr>
-          <w:t>1.12–15</w:t>
-        </w:r>
-      </w:hyperlink>
+      <w:r>
+        <w:rPr>
+          <w:lang w:val="fr_FR" w:bidi="fr_FR"/>
+        </w:rPr>
+        <w:t>1.12–15</w:t>
+      </w:r>
       <w:r>
         <w:rPr>
           <w:lang w:val="fr_FR" w:bidi="fr_FR"/>
@@ -483,72 +435,48 @@
         </w:rPr>
         <w:t>Après avoir prédit le siège de Ninive et le retour des conditions normales dans Juda (</w:t>
       </w:r>
-      <w:hyperlink r:id="rId21">
-        <w:r>
-          <w:rPr>
-            <w:lang w:val="fr_FR" w:bidi="fr_FR"/>
-          </w:rPr>
-          <w:rPr>
-            <w:color w:val="0000EE"/>
-            <w:u w:val="single"/>
-          </w:rPr>
-          <w:t>2.1–2</w:t>
-        </w:r>
-      </w:hyperlink>
+      <w:r>
+        <w:rPr>
+          <w:lang w:val="fr_FR" w:bidi="fr_FR"/>
+        </w:rPr>
+        <w:t>2.1–2</w:t>
+      </w:r>
       <w:r>
         <w:rPr>
           <w:lang w:val="fr_FR" w:bidi="fr_FR"/>
         </w:rPr>
         <w:t>), Nahum décrit la chute de la capitale assyrienne dans deux descriptions poignantes (</w:t>
       </w:r>
-      <w:hyperlink r:id="rId22">
-        <w:r>
-          <w:rPr>
-            <w:lang w:val="fr_FR" w:bidi="fr_FR"/>
-          </w:rPr>
-          <w:rPr>
-            <w:color w:val="0000EE"/>
-            <w:u w:val="single"/>
-          </w:rPr>
-          <w:t>2.3–10</w:t>
-        </w:r>
-      </w:hyperlink>
+      <w:r>
+        <w:rPr>
+          <w:lang w:val="fr_FR" w:bidi="fr_FR"/>
+        </w:rPr>
+        <w:t>2.3–10</w:t>
+      </w:r>
       <w:r>
         <w:rPr>
           <w:lang w:val="fr_FR" w:bidi="fr_FR"/>
         </w:rPr>
         <w:t xml:space="preserve"> ; </w:t>
       </w:r>
-      <w:hyperlink r:id="rId23">
-        <w:r>
-          <w:rPr>
-            <w:lang w:val="fr_FR" w:bidi="fr_FR"/>
-          </w:rPr>
-          <w:rPr>
-            <w:color w:val="0000EE"/>
-            <w:u w:val="single"/>
-          </w:rPr>
-          <w:t>3.1–7</w:t>
-        </w:r>
-      </w:hyperlink>
+      <w:r>
+        <w:rPr>
+          <w:lang w:val="fr_FR" w:bidi="fr_FR"/>
+        </w:rPr>
+        <w:t>3.1–7</w:t>
+      </w:r>
       <w:r>
         <w:rPr>
           <w:lang w:val="fr_FR" w:bidi="fr_FR"/>
         </w:rPr>
         <w:t>). Entre les deux récits, Nahum contemple la destruction de Ninive dans une brève chanson moqueuse. Avec une satire mordante, il déclare l’intention de Dieu de mettre fin à la cupidité de la fière Ninive (</w:t>
       </w:r>
-      <w:hyperlink r:id="rId24">
-        <w:r>
-          <w:rPr>
-            <w:lang w:val="fr_FR" w:bidi="fr_FR"/>
-          </w:rPr>
-          <w:rPr>
-            <w:color w:val="0000EE"/>
-            <w:u w:val="single"/>
-          </w:rPr>
-          <w:t>2.11–13</w:t>
-        </w:r>
-      </w:hyperlink>
+      <w:r>
+        <w:rPr>
+          <w:lang w:val="fr_FR" w:bidi="fr_FR"/>
+        </w:rPr>
+        <w:t>2.11–13</w:t>
+      </w:r>
       <w:r>
         <w:rPr>
           <w:lang w:val="fr_FR" w:bidi="fr_FR"/>
@@ -569,36 +497,24 @@
         </w:rPr>
         <w:t>Nahum développe sa deuxième description de la chute de Ninive par une autre satire de la ville. Ninive n’est pas plus défendable que la capitale de l’Égypte, Thèbes (</w:t>
       </w:r>
-      <w:hyperlink r:id="rId25">
-        <w:r>
-          <w:rPr>
-            <w:lang w:val="fr_FR" w:bidi="fr_FR"/>
-          </w:rPr>
-          <w:rPr>
-            <w:color w:val="0000EE"/>
-            <w:u w:val="single"/>
-          </w:rPr>
-          <w:t>3.8–13</w:t>
-        </w:r>
-      </w:hyperlink>
+      <w:r>
+        <w:rPr>
+          <w:lang w:val="fr_FR" w:bidi="fr_FR"/>
+        </w:rPr>
+        <w:t>3.8–13</w:t>
+      </w:r>
       <w:r>
         <w:rPr>
           <w:lang w:val="fr_FR" w:bidi="fr_FR"/>
         </w:rPr>
         <w:t>), détruite par l’Assyrie. Nahum termine sa prophétie par une satire (</w:t>
       </w:r>
-      <w:hyperlink r:id="rId26">
-        <w:r>
-          <w:rPr>
-            <w:lang w:val="fr_FR" w:bidi="fr_FR"/>
-          </w:rPr>
-          <w:rPr>
-            <w:color w:val="0000EE"/>
-            <w:u w:val="single"/>
-          </w:rPr>
-          <w:t>3.14–19</w:t>
-        </w:r>
-      </w:hyperlink>
+      <w:r>
+        <w:rPr>
+          <w:lang w:val="fr_FR" w:bidi="fr_FR"/>
+        </w:rPr>
+        <w:t>3.14–19</w:t>
+      </w:r>
       <w:r>
         <w:rPr>
           <w:lang w:val="fr_FR" w:bidi="fr_FR"/>
@@ -630,18 +546,12 @@
         </w:rPr>
         <w:t>Les maigres informations disponibles dans ses écrits mises à part, nous ne savons rien de Nahum, auteur de cette courte prophétie. Dans le texte hébreu, il est identifié comme « Nahum d’Elkosch » (</w:t>
       </w:r>
-      <w:hyperlink r:id="rId27">
-        <w:r>
-          <w:rPr>
-            <w:lang w:val="fr_FR" w:bidi="fr_FR"/>
-          </w:rPr>
-          <w:rPr>
-            <w:color w:val="0000EE"/>
-            <w:u w:val="single"/>
-          </w:rPr>
-          <w:t>1.1</w:t>
-        </w:r>
-      </w:hyperlink>
+      <w:r>
+        <w:rPr>
+          <w:lang w:val="fr_FR" w:bidi="fr_FR"/>
+        </w:rPr>
+        <w:t>1.1</w:t>
+      </w:r>
       <w:r>
         <w:rPr>
           <w:lang w:val="fr_FR" w:bidi="fr_FR"/>
@@ -673,36 +583,24 @@
         </w:rPr>
         <w:t xml:space="preserve">Nahum mentionne la chute de Thèbes (663 av. J.‑C. ; </w:t>
       </w:r>
-      <w:hyperlink r:id="rId28">
-        <w:r>
-          <w:rPr>
-            <w:lang w:val="fr_FR" w:bidi="fr_FR"/>
-          </w:rPr>
-          <w:rPr>
-            <w:color w:val="0000EE"/>
-            <w:u w:val="single"/>
-          </w:rPr>
-          <w:t>3.10</w:t>
-        </w:r>
-      </w:hyperlink>
+      <w:r>
+        <w:rPr>
+          <w:lang w:val="fr_FR" w:bidi="fr_FR"/>
+        </w:rPr>
+        <w:t>3.10</w:t>
+      </w:r>
       <w:r>
         <w:rPr>
           <w:lang w:val="fr_FR" w:bidi="fr_FR"/>
         </w:rPr>
         <w:t>) et prédit la chute de Ninive en 612 av. J.‑C. Par conséquent, Nahum a annoncé ces prophéties entre 663 et 612 av. J.‑C. Le moment exact de ses déclarations au cours de cette période est discutable : il peut se situer vers la fin du règne de Manassé (vers 648–645 av. J.‑C.), peut-être lors des tentatives de réformes de Manassé après sa libération de la captivité assyrienne (</w:t>
       </w:r>
-      <w:hyperlink r:id="rId29">
-        <w:r>
-          <w:rPr>
-            <w:lang w:val="fr_FR" w:bidi="fr_FR"/>
-          </w:rPr>
-          <w:rPr>
-            <w:color w:val="0000EE"/>
-            <w:u w:val="single"/>
-          </w:rPr>
-          <w:t>2Ch 33.12–16</w:t>
-        </w:r>
-      </w:hyperlink>
+      <w:r>
+        <w:rPr>
+          <w:lang w:val="fr_FR" w:bidi="fr_FR"/>
+        </w:rPr>
+        <w:t>2Ch 33.12–16</w:t>
+      </w:r>
       <w:r>
         <w:rPr>
           <w:lang w:val="fr_FR" w:bidi="fr_FR"/>
@@ -748,72 +646,48 @@
         </w:rPr>
         <w:t>Dieu est lent à la colère (</w:t>
       </w:r>
-      <w:hyperlink r:id="rId30">
-        <w:r>
-          <w:rPr>
-            <w:lang w:val="fr_FR" w:bidi="fr_FR"/>
-          </w:rPr>
-          <w:rPr>
-            <w:color w:val="0000EE"/>
-            <w:u w:val="single"/>
-          </w:rPr>
-          <w:t>1.3</w:t>
-        </w:r>
-      </w:hyperlink>
+      <w:r>
+        <w:rPr>
+          <w:lang w:val="fr_FR" w:bidi="fr_FR"/>
+        </w:rPr>
+        <w:t>1.3</w:t>
+      </w:r>
       <w:r>
         <w:rPr>
           <w:lang w:val="fr_FR" w:bidi="fr_FR"/>
         </w:rPr>
         <w:t>), et son peuple doit être patient. L’assurance que ce Seigneur bon et attentionné (</w:t>
       </w:r>
-      <w:hyperlink r:id="rId31">
-        <w:r>
-          <w:rPr>
-            <w:lang w:val="fr_FR" w:bidi="fr_FR"/>
-          </w:rPr>
-          <w:rPr>
-            <w:color w:val="0000EE"/>
-            <w:u w:val="single"/>
-          </w:rPr>
-          <w:t>1.7</w:t>
-        </w:r>
-      </w:hyperlink>
+      <w:r>
+        <w:rPr>
+          <w:lang w:val="fr_FR" w:bidi="fr_FR"/>
+        </w:rPr>
+        <w:t>1.7</w:t>
+      </w:r>
       <w:r>
         <w:rPr>
           <w:lang w:val="fr_FR" w:bidi="fr_FR"/>
         </w:rPr>
         <w:t>) a un but précis pour son peuple (</w:t>
       </w:r>
-      <w:hyperlink r:id="rId32">
-        <w:r>
-          <w:rPr>
-            <w:lang w:val="fr_FR" w:bidi="fr_FR"/>
-          </w:rPr>
-          <w:rPr>
-            <w:color w:val="0000EE"/>
-            <w:u w:val="single"/>
-          </w:rPr>
-          <w:t>2.2</w:t>
-        </w:r>
-      </w:hyperlink>
+      <w:r>
+        <w:rPr>
+          <w:lang w:val="fr_FR" w:bidi="fr_FR"/>
+        </w:rPr>
+        <w:t>2.2</w:t>
+      </w:r>
       <w:r>
         <w:rPr>
           <w:lang w:val="fr_FR" w:bidi="fr_FR"/>
         </w:rPr>
         <w:t>) les encourage à mener une vie de foi et de confiance. Derrière le ton menaçant du livre se trouve la bonne nouvelle de l’espoir (</w:t>
       </w:r>
-      <w:hyperlink r:id="rId33">
-        <w:r>
-          <w:rPr>
-            <w:lang w:val="fr_FR" w:bidi="fr_FR"/>
-          </w:rPr>
-          <w:rPr>
-            <w:color w:val="0000EE"/>
-            <w:u w:val="single"/>
-          </w:rPr>
-          <w:t>1.15</w:t>
-        </w:r>
-      </w:hyperlink>
+      <w:r>
+        <w:rPr>
+          <w:lang w:val="fr_FR" w:bidi="fr_FR"/>
+        </w:rPr>
+        <w:t>1.15</w:t>
+      </w:r>
       <w:r>
         <w:rPr>
           <w:lang w:val="fr_FR" w:bidi="fr_FR"/>
@@ -834,36 +708,24 @@
         </w:rPr>
         <w:t>Les auteurs postérieurs des Écritures ont trouvé dans la bonne nouvelle de Nahum une promesse de la bonne nouvelle du Christ (</w:t>
       </w:r>
-      <w:hyperlink r:id="rId34">
-        <w:r>
-          <w:rPr>
-            <w:lang w:val="fr_FR" w:bidi="fr_FR"/>
-          </w:rPr>
-          <w:rPr>
-            <w:color w:val="0000EE"/>
-            <w:u w:val="single"/>
-          </w:rPr>
-          <w:t>Rm 10.15</w:t>
-        </w:r>
-      </w:hyperlink>
+      <w:r>
+        <w:rPr>
+          <w:lang w:val="fr_FR" w:bidi="fr_FR"/>
+        </w:rPr>
+        <w:t>Rm 10.15</w:t>
+      </w:r>
       <w:r>
         <w:rPr>
           <w:lang w:val="fr_FR" w:bidi="fr_FR"/>
         </w:rPr>
         <w:t xml:space="preserve"> ; voir aussi </w:t>
       </w:r>
-      <w:hyperlink r:id="rId35">
-        <w:r>
-          <w:rPr>
-            <w:lang w:val="fr_FR" w:bidi="fr_FR"/>
-          </w:rPr>
-          <w:rPr>
-            <w:color w:val="0000EE"/>
-            <w:u w:val="single"/>
-          </w:rPr>
-          <w:t>Es 52.7</w:t>
-        </w:r>
-      </w:hyperlink>
+      <w:r>
+        <w:rPr>
+          <w:lang w:val="fr_FR" w:bidi="fr_FR"/>
+        </w:rPr>
+        <w:t>Es 52.7</w:t>
+      </w:r>
       <w:r>
         <w:rPr>
           <w:lang w:val="fr_FR" w:bidi="fr_FR"/>
